--- a/Master Folder/Master BA Timlak Konsultan Non Konstruksi/03. BA Reviu Dokumen Seleksi.docx
+++ b/Master Folder/Master BA Timlak Konsultan Non Konstruksi/03. BA Reviu Dokumen Seleksi.docx
@@ -2192,7 +2192,15 @@
           <w:sz w:val="22"/>
           <w:szCs w:val="22"/>
         </w:rPr>
-        <w:t>Peraturan Presiden Nomor 16 Tahun 2018 tentang Pengadaan Barang/Jasa Pemerintah sebagaimana telah diubah dengan Peraturan Presiden Nomor 12 Tahun 2021 tentang Perubahan atas Peraturan Presiden Nomor 16 Tahun 2018 tentang Pengadaan Barang/Jasa Pemerintah;</w:t>
+        <w:t>Peraturan Presiden Nomor 16 Tahun 2018 tentang Pengadaan Barang/Jasa Pemerintah sebagaimana telah beberapa kali diubah terakhir dengan Peraturan Presiden Nomor 46 Tahun 2025 tentang Perubahan Kedua atas Peraturan Presiden Nomor 16 Tahun 2018 tentang Pengadaan Barang/Jasa Pemerintah beserta perubahannya dan aturan turunannya</w:t>
+      </w:r>
+      <w:r>
+        <w:rPr>
+          <w:rFonts w:ascii="Arial" w:eastAsia="Arial" w:hAnsi="Arial" w:cs="Arial"/>
+          <w:sz w:val="22"/>
+          <w:szCs w:val="22"/>
+        </w:rPr>
+        <w:t>;</w:t>
       </w:r>
       <w:r>
         <w:rPr>
@@ -2315,7 +2323,15 @@
           <w:sz w:val="22"/>
           <w:szCs w:val="22"/>
         </w:rPr>
-        <w:t>Standar Operasional Prosedur Nomor 13/SOP.04/2024 tanggal 15 Juli 2024 tentang Reviu Dokumen Persiapan Pengadaan dan Penyiapan Dokumen Pemilihan;</w:t>
+        <w:t>Standar Operasional Prosedur Nomor 02/SOP.04/2026 tanggal 12 Januari 2026 tentang Reviu Dokumen Persiapan Pengadaan dan Penyiapan Dokumen Pemilihan</w:t>
+      </w:r>
+      <w:r>
+        <w:rPr>
+          <w:rFonts w:ascii="Arial" w:eastAsia="Arial" w:hAnsi="Arial" w:cs="Arial"/>
+          <w:sz w:val="22"/>
+          <w:szCs w:val="22"/>
+        </w:rPr>
+        <w:t>;</w:t>
       </w:r>
       <w:r>
         <w:rPr>
@@ -2324,63 +2340,6 @@
           <w:szCs w:val="22"/>
         </w:rPr>
         <w:t> </w:t>
-      </w:r>
-    </w:p>
-    <w:p>
-      <w:pPr>
-        <w:pStyle w:val="ListParagraph"/>
-        <w:spacing w:line="276" w:lineRule="auto"/>
-        <w:ind w:left="927" w:right="80"/>
-        <w:jc w:val="right"/>
-        <w:rPr>
-          <w:rFonts w:ascii="Arial" w:eastAsia="Arial" w:hAnsi="Arial" w:cs="Arial"/>
-          <w:i/>
-          <w:iCs/>
-          <w:sz w:val="22"/>
-          <w:szCs w:val="22"/>
-        </w:rPr>
-      </w:pPr>
-    </w:p>
-    <w:p>
-      <w:pPr>
-        <w:pStyle w:val="ListParagraph"/>
-        <w:spacing w:line="276" w:lineRule="auto"/>
-        <w:ind w:left="927" w:right="80"/>
-        <w:jc w:val="right"/>
-        <w:rPr>
-          <w:rFonts w:ascii="Arial" w:eastAsia="Arial" w:hAnsi="Arial" w:cs="Arial"/>
-          <w:i/>
-          <w:iCs/>
-          <w:sz w:val="22"/>
-          <w:szCs w:val="22"/>
-        </w:rPr>
-      </w:pPr>
-    </w:p>
-    <w:p>
-      <w:pPr>
-        <w:pStyle w:val="ListParagraph"/>
-        <w:spacing w:line="276" w:lineRule="auto"/>
-        <w:ind w:left="927" w:right="80"/>
-        <w:jc w:val="right"/>
-        <w:rPr>
-          <w:rFonts w:ascii="Arial" w:eastAsia="Arial" w:hAnsi="Arial" w:cs="Arial"/>
-          <w:i/>
-          <w:iCs/>
-          <w:sz w:val="22"/>
-          <w:szCs w:val="22"/>
-          <w:lang w:val="en-ID"/>
-        </w:rPr>
-      </w:pPr>
-      <w:r>
-        <w:rPr>
-          <w:rFonts w:ascii="Arial" w:eastAsia="Arial" w:hAnsi="Arial" w:cs="Arial"/>
-          <w:i/>
-          <w:iCs/>
-          <w:sz w:val="22"/>
-          <w:szCs w:val="22"/>
-          <w:lang w:val="en-ID"/>
-        </w:rPr>
-        <w:t>e. Keputusan…</w:t>
       </w:r>
     </w:p>
     <w:p>
@@ -2402,12 +2361,116 @@
       <w:bookmarkStart w:id="0" w:name="_Hlk198203503"/>
       <w:r>
         <w:rPr>
+          <w:rFonts w:eastAsia="Arial"/>
+          <w:noProof/>
+        </w:rPr>
+        <mc:AlternateContent>
+          <mc:Choice Requires="wps">
+            <w:drawing>
+              <wp:anchor distT="45720" distB="45720" distL="114300" distR="114300" simplePos="0" relativeHeight="251659264" behindDoc="0" locked="0" layoutInCell="1" allowOverlap="1" wp14:anchorId="47F54B91" wp14:editId="225BE44D">
+                <wp:simplePos x="0" y="0"/>
+                <wp:positionH relativeFrom="margin">
+                  <wp:posOffset>4740275</wp:posOffset>
+                </wp:positionH>
+                <wp:positionV relativeFrom="margin">
+                  <wp:posOffset>8390147</wp:posOffset>
+                </wp:positionV>
+                <wp:extent cx="1198880" cy="284480"/>
+                <wp:effectExtent l="0" t="0" r="1270" b="1270"/>
+                <wp:wrapSquare wrapText="bothSides"/>
+                <wp:docPr id="4" name="Text Box 2"/>
+                <wp:cNvGraphicFramePr>
+                  <a:graphicFrameLocks xmlns:a="http://schemas.openxmlformats.org/drawingml/2006/main"/>
+                </wp:cNvGraphicFramePr>
+                <a:graphic xmlns:a="http://schemas.openxmlformats.org/drawingml/2006/main">
+                  <a:graphicData uri="http://schemas.microsoft.com/office/word/2010/wordprocessingShape">
+                    <wps:wsp>
+                      <wps:cNvSpPr txBox="1">
+                        <a:spLocks noChangeArrowheads="1"/>
+                      </wps:cNvSpPr>
+                      <wps:spPr bwMode="auto">
+                        <a:xfrm>
+                          <a:off x="0" y="0"/>
+                          <a:ext cx="1198880" cy="284480"/>
+                        </a:xfrm>
+                        <a:prstGeom prst="rect">
+                          <a:avLst/>
+                        </a:prstGeom>
+                        <a:solidFill>
+                          <a:srgbClr val="FFFFFF"/>
+                        </a:solidFill>
+                        <a:ln w="9525">
+                          <a:noFill/>
+                          <a:miter lim="800000"/>
+                          <a:headEnd/>
+                          <a:tailEnd/>
+                        </a:ln>
+                      </wps:spPr>
+                      <wps:txbx>
+                        <w:txbxContent>
+                          <w:p>
+                            <w:r>
+                              <w:rPr>
+                                <w:rFonts w:ascii="Arial" w:hAnsi="Arial" w:cs="Arial"/>
+                                <w:sz w:val="22"/>
+                                <w:szCs w:val="22"/>
+                                <w:lang w:val="en-US"/>
+                              </w:rPr>
+                              <w:t>e. Keputusan...</w:t>
+                            </w:r>
+                          </w:p>
+                        </w:txbxContent>
+                      </wps:txbx>
+                      <wps:bodyPr rot="0" vert="horz" wrap="square" lIns="91440" tIns="45720" rIns="91440" bIns="45720" anchor="t" anchorCtr="0">
+                        <a:noAutofit/>
+                      </wps:bodyPr>
+                    </wps:wsp>
+                  </a:graphicData>
+                </a:graphic>
+                <wp14:sizeRelH relativeFrom="margin">
+                  <wp14:pctWidth>0</wp14:pctWidth>
+                </wp14:sizeRelH>
+                <wp14:sizeRelV relativeFrom="margin">
+                  <wp14:pctHeight>0</wp14:pctHeight>
+                </wp14:sizeRelV>
+              </wp:anchor>
+            </w:drawing>
+          </mc:Choice>
+          <mc:Fallback>
+            <w:pict>
+              <v:shapetype w14:anchorId="47F54B91" id="_x0000_t202" coordsize="21600,21600" o:spt="202" path="m,l,21600r21600,l21600,xe">
+                <v:stroke joinstyle="miter"/>
+                <v:path gradientshapeok="t" o:connecttype="rect"/>
+              </v:shapetype>
+              <v:shape id="Text Box 2" o:spid="_x0000_s1026" type="#_x0000_t202" style="position:absolute;left:0;text-align:left;margin-left:373.25pt;margin-top:660.65pt;width:94.4pt;height:22.4pt;z-index:251659264;visibility:visible;mso-wrap-style:square;mso-width-percent:0;mso-height-percent:0;mso-wrap-distance-left:9pt;mso-wrap-distance-top:3.6pt;mso-wrap-distance-right:9pt;mso-wrap-distance-bottom:3.6pt;mso-position-horizontal:absolute;mso-position-horizontal-relative:margin;mso-position-vertical:absolute;mso-position-vertical-relative:margin;mso-width-percent:0;mso-height-percent:0;mso-width-relative:margin;mso-height-relative:margin;v-text-anchor:top" o:gfxdata="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" stroked="f">
+                <v:textbox>
+                  <w:txbxContent>
+                    <w:p>
+                      <w:r>
+                        <w:rPr>
+                          <w:rFonts w:ascii="Arial" w:hAnsi="Arial" w:cs="Arial"/>
+                          <w:sz w:val="22"/>
+                          <w:szCs w:val="22"/>
+                          <w:lang w:val="en-US"/>
+                        </w:rPr>
+                        <w:t>e. Keputusan...</w:t>
+                      </w:r>
+                    </w:p>
+                  </w:txbxContent>
+                </v:textbox>
+                <w10:wrap type="square" anchorx="margin" anchory="margin"/>
+              </v:shape>
+            </w:pict>
+          </mc:Fallback>
+        </mc:AlternateContent>
+      </w:r>
+      <w:r>
+        <w:rPr>
           <w:rFonts w:ascii="Arial" w:eastAsia="Arial" w:hAnsi="Arial" w:cs="Arial"/>
           <w:spacing w:val="-2"/>
           <w:sz w:val="22"/>
           <w:szCs w:val="22"/>
         </w:rPr>
-        <w:lastRenderedPageBreak/>
         <w:t>K</w:t>
       </w:r>
       <w:r>
@@ -3068,6 +3131,7 @@
           <w:sz w:val="22"/>
           <w:szCs w:val="22"/>
         </w:rPr>
+        <w:lastRenderedPageBreak/>
         <w:t>K</w:t>
       </w:r>
       <w:r>
@@ -3594,7 +3658,7 @@
           <w:sz w:val="22"/>
           <w:szCs w:val="22"/>
         </w:rPr>
-        <w:t>{nomor_undangan_rapat}</w:t>
+        <w:t>UM0102/B/Bp2jk17/2026/{nomor_undangan_rapat}</w:t>
       </w:r>
       <w:r>
         <w:rPr>
@@ -3838,537 +3902,6 @@
           <w:between w:val="nil"/>
         </w:pBdr>
         <w:spacing w:line="276" w:lineRule="auto"/>
-        <w:ind w:left="567"/>
-        <w:jc w:val="both"/>
-        <w:rPr>
-          <w:rFonts w:ascii="Arial" w:eastAsia="Arial" w:hAnsi="Arial" w:cs="Arial"/>
-          <w:sz w:val="22"/>
-          <w:szCs w:val="22"/>
-        </w:rPr>
-      </w:pPr>
-    </w:p>
-    <w:p>
-      <w:pPr>
-        <w:pBdr>
-          <w:top w:val="nil"/>
-          <w:left w:val="nil"/>
-          <w:bottom w:val="nil"/>
-          <w:right w:val="nil"/>
-          <w:between w:val="nil"/>
-        </w:pBdr>
-        <w:spacing w:line="276" w:lineRule="auto"/>
-        <w:ind w:left="567"/>
-        <w:jc w:val="both"/>
-        <w:rPr>
-          <w:rFonts w:ascii="Arial" w:eastAsia="Arial" w:hAnsi="Arial" w:cs="Arial"/>
-          <w:sz w:val="22"/>
-          <w:szCs w:val="22"/>
-        </w:rPr>
-      </w:pPr>
-    </w:p>
-    <w:p>
-      <w:pPr>
-        <w:pBdr>
-          <w:top w:val="nil"/>
-          <w:left w:val="nil"/>
-          <w:bottom w:val="nil"/>
-          <w:right w:val="nil"/>
-          <w:between w:val="nil"/>
-        </w:pBdr>
-        <w:spacing w:line="276" w:lineRule="auto"/>
-        <w:ind w:left="567"/>
-        <w:jc w:val="both"/>
-        <w:rPr>
-          <w:rFonts w:ascii="Arial" w:eastAsia="Arial" w:hAnsi="Arial" w:cs="Arial"/>
-          <w:sz w:val="22"/>
-          <w:szCs w:val="22"/>
-        </w:rPr>
-      </w:pPr>
-    </w:p>
-    <w:p>
-      <w:pPr>
-        <w:pBdr>
-          <w:top w:val="nil"/>
-          <w:left w:val="nil"/>
-          <w:bottom w:val="nil"/>
-          <w:right w:val="nil"/>
-          <w:between w:val="nil"/>
-        </w:pBdr>
-        <w:spacing w:line="276" w:lineRule="auto"/>
-        <w:ind w:left="567"/>
-        <w:jc w:val="both"/>
-        <w:rPr>
-          <w:rFonts w:ascii="Arial" w:eastAsia="Arial" w:hAnsi="Arial" w:cs="Arial"/>
-          <w:sz w:val="22"/>
-          <w:szCs w:val="22"/>
-        </w:rPr>
-      </w:pPr>
-    </w:p>
-    <w:p>
-      <w:pPr>
-        <w:pBdr>
-          <w:top w:val="nil"/>
-          <w:left w:val="nil"/>
-          <w:bottom w:val="nil"/>
-          <w:right w:val="nil"/>
-          <w:between w:val="nil"/>
-        </w:pBdr>
-        <w:spacing w:line="276" w:lineRule="auto"/>
-        <w:ind w:left="567"/>
-        <w:jc w:val="both"/>
-        <w:rPr>
-          <w:rFonts w:ascii="Arial" w:eastAsia="Arial" w:hAnsi="Arial" w:cs="Arial"/>
-          <w:sz w:val="22"/>
-          <w:szCs w:val="22"/>
-        </w:rPr>
-      </w:pPr>
-    </w:p>
-    <w:p>
-      <w:pPr>
-        <w:pBdr>
-          <w:top w:val="nil"/>
-          <w:left w:val="nil"/>
-          <w:bottom w:val="nil"/>
-          <w:right w:val="nil"/>
-          <w:between w:val="nil"/>
-        </w:pBdr>
-        <w:spacing w:line="276" w:lineRule="auto"/>
-        <w:ind w:left="567"/>
-        <w:jc w:val="both"/>
-        <w:rPr>
-          <w:rFonts w:ascii="Arial" w:eastAsia="Arial" w:hAnsi="Arial" w:cs="Arial"/>
-          <w:sz w:val="22"/>
-          <w:szCs w:val="22"/>
-        </w:rPr>
-      </w:pPr>
-    </w:p>
-    <w:p>
-      <w:pPr>
-        <w:pBdr>
-          <w:top w:val="nil"/>
-          <w:left w:val="nil"/>
-          <w:bottom w:val="nil"/>
-          <w:right w:val="nil"/>
-          <w:between w:val="nil"/>
-        </w:pBdr>
-        <w:spacing w:line="276" w:lineRule="auto"/>
-        <w:ind w:left="567"/>
-        <w:jc w:val="both"/>
-        <w:rPr>
-          <w:rFonts w:ascii="Arial" w:eastAsia="Arial" w:hAnsi="Arial" w:cs="Arial"/>
-          <w:sz w:val="22"/>
-          <w:szCs w:val="22"/>
-        </w:rPr>
-      </w:pPr>
-    </w:p>
-    <w:p>
-      <w:pPr>
-        <w:pBdr>
-          <w:top w:val="nil"/>
-          <w:left w:val="nil"/>
-          <w:bottom w:val="nil"/>
-          <w:right w:val="nil"/>
-          <w:between w:val="nil"/>
-        </w:pBdr>
-        <w:spacing w:line="276" w:lineRule="auto"/>
-        <w:ind w:left="567"/>
-        <w:jc w:val="both"/>
-        <w:rPr>
-          <w:rFonts w:ascii="Arial" w:eastAsia="Arial" w:hAnsi="Arial" w:cs="Arial"/>
-          <w:sz w:val="22"/>
-          <w:szCs w:val="22"/>
-        </w:rPr>
-      </w:pPr>
-    </w:p>
-    <w:p>
-      <w:pPr>
-        <w:pBdr>
-          <w:top w:val="nil"/>
-          <w:left w:val="nil"/>
-          <w:bottom w:val="nil"/>
-          <w:right w:val="nil"/>
-          <w:between w:val="nil"/>
-        </w:pBdr>
-        <w:spacing w:line="276" w:lineRule="auto"/>
-        <w:ind w:left="567"/>
-        <w:jc w:val="both"/>
-        <w:rPr>
-          <w:rFonts w:ascii="Arial" w:eastAsia="Arial" w:hAnsi="Arial" w:cs="Arial"/>
-          <w:sz w:val="22"/>
-          <w:szCs w:val="22"/>
-        </w:rPr>
-      </w:pPr>
-    </w:p>
-    <w:p>
-      <w:pPr>
-        <w:pBdr>
-          <w:top w:val="nil"/>
-          <w:left w:val="nil"/>
-          <w:bottom w:val="nil"/>
-          <w:right w:val="nil"/>
-          <w:between w:val="nil"/>
-        </w:pBdr>
-        <w:spacing w:line="276" w:lineRule="auto"/>
-        <w:ind w:left="567"/>
-        <w:jc w:val="both"/>
-        <w:rPr>
-          <w:rFonts w:ascii="Arial" w:eastAsia="Arial" w:hAnsi="Arial" w:cs="Arial"/>
-          <w:sz w:val="22"/>
-          <w:szCs w:val="22"/>
-        </w:rPr>
-      </w:pPr>
-    </w:p>
-    <w:p>
-      <w:pPr>
-        <w:pBdr>
-          <w:top w:val="nil"/>
-          <w:left w:val="nil"/>
-          <w:bottom w:val="nil"/>
-          <w:right w:val="nil"/>
-          <w:between w:val="nil"/>
-        </w:pBdr>
-        <w:spacing w:line="276" w:lineRule="auto"/>
-        <w:ind w:left="567"/>
-        <w:jc w:val="both"/>
-        <w:rPr>
-          <w:rFonts w:ascii="Arial" w:eastAsia="Arial" w:hAnsi="Arial" w:cs="Arial"/>
-          <w:sz w:val="22"/>
-          <w:szCs w:val="22"/>
-        </w:rPr>
-      </w:pPr>
-    </w:p>
-    <w:p>
-      <w:pPr>
-        <w:pBdr>
-          <w:top w:val="nil"/>
-          <w:left w:val="nil"/>
-          <w:bottom w:val="nil"/>
-          <w:right w:val="nil"/>
-          <w:between w:val="nil"/>
-        </w:pBdr>
-        <w:spacing w:line="276" w:lineRule="auto"/>
-        <w:ind w:left="567"/>
-        <w:jc w:val="both"/>
-        <w:rPr>
-          <w:rFonts w:ascii="Arial" w:eastAsia="Arial" w:hAnsi="Arial" w:cs="Arial"/>
-          <w:sz w:val="22"/>
-          <w:szCs w:val="22"/>
-        </w:rPr>
-      </w:pPr>
-    </w:p>
-    <w:p>
-      <w:pPr>
-        <w:pBdr>
-          <w:top w:val="nil"/>
-          <w:left w:val="nil"/>
-          <w:bottom w:val="nil"/>
-          <w:right w:val="nil"/>
-          <w:between w:val="nil"/>
-        </w:pBdr>
-        <w:spacing w:line="276" w:lineRule="auto"/>
-        <w:ind w:left="567"/>
-        <w:jc w:val="both"/>
-        <w:rPr>
-          <w:rFonts w:ascii="Arial" w:eastAsia="Arial" w:hAnsi="Arial" w:cs="Arial"/>
-          <w:sz w:val="22"/>
-          <w:szCs w:val="22"/>
-        </w:rPr>
-      </w:pPr>
-    </w:p>
-    <w:p>
-      <w:pPr>
-        <w:pBdr>
-          <w:top w:val="nil"/>
-          <w:left w:val="nil"/>
-          <w:bottom w:val="nil"/>
-          <w:right w:val="nil"/>
-          <w:between w:val="nil"/>
-        </w:pBdr>
-        <w:spacing w:line="276" w:lineRule="auto"/>
-        <w:ind w:left="567"/>
-        <w:jc w:val="both"/>
-        <w:rPr>
-          <w:rFonts w:ascii="Arial" w:eastAsia="Arial" w:hAnsi="Arial" w:cs="Arial"/>
-          <w:sz w:val="22"/>
-          <w:szCs w:val="22"/>
-        </w:rPr>
-      </w:pPr>
-    </w:p>
-    <w:p>
-      <w:pPr>
-        <w:pBdr>
-          <w:top w:val="nil"/>
-          <w:left w:val="nil"/>
-          <w:bottom w:val="nil"/>
-          <w:right w:val="nil"/>
-          <w:between w:val="nil"/>
-        </w:pBdr>
-        <w:spacing w:line="276" w:lineRule="auto"/>
-        <w:ind w:left="567"/>
-        <w:jc w:val="both"/>
-        <w:rPr>
-          <w:rFonts w:ascii="Arial" w:eastAsia="Arial" w:hAnsi="Arial" w:cs="Arial"/>
-          <w:sz w:val="22"/>
-          <w:szCs w:val="22"/>
-        </w:rPr>
-      </w:pPr>
-    </w:p>
-    <w:p>
-      <w:pPr>
-        <w:pBdr>
-          <w:top w:val="nil"/>
-          <w:left w:val="nil"/>
-          <w:bottom w:val="nil"/>
-          <w:right w:val="nil"/>
-          <w:between w:val="nil"/>
-        </w:pBdr>
-        <w:spacing w:line="276" w:lineRule="auto"/>
-        <w:ind w:left="567"/>
-        <w:jc w:val="both"/>
-        <w:rPr>
-          <w:rFonts w:ascii="Arial" w:eastAsia="Arial" w:hAnsi="Arial" w:cs="Arial"/>
-          <w:sz w:val="22"/>
-          <w:szCs w:val="22"/>
-        </w:rPr>
-      </w:pPr>
-    </w:p>
-    <w:p>
-      <w:pPr>
-        <w:pBdr>
-          <w:top w:val="nil"/>
-          <w:left w:val="nil"/>
-          <w:bottom w:val="nil"/>
-          <w:right w:val="nil"/>
-          <w:between w:val="nil"/>
-        </w:pBdr>
-        <w:spacing w:line="276" w:lineRule="auto"/>
-        <w:ind w:left="567"/>
-        <w:jc w:val="both"/>
-        <w:rPr>
-          <w:rFonts w:ascii="Arial" w:eastAsia="Arial" w:hAnsi="Arial" w:cs="Arial"/>
-          <w:sz w:val="22"/>
-          <w:szCs w:val="22"/>
-        </w:rPr>
-      </w:pPr>
-    </w:p>
-    <w:p>
-      <w:pPr>
-        <w:pBdr>
-          <w:top w:val="nil"/>
-          <w:left w:val="nil"/>
-          <w:bottom w:val="nil"/>
-          <w:right w:val="nil"/>
-          <w:between w:val="nil"/>
-        </w:pBdr>
-        <w:spacing w:line="276" w:lineRule="auto"/>
-        <w:ind w:left="567"/>
-        <w:jc w:val="both"/>
-        <w:rPr>
-          <w:rFonts w:ascii="Arial" w:eastAsia="Arial" w:hAnsi="Arial" w:cs="Arial"/>
-          <w:sz w:val="22"/>
-          <w:szCs w:val="22"/>
-        </w:rPr>
-      </w:pPr>
-    </w:p>
-    <w:p>
-      <w:pPr>
-        <w:pBdr>
-          <w:top w:val="nil"/>
-          <w:left w:val="nil"/>
-          <w:bottom w:val="nil"/>
-          <w:right w:val="nil"/>
-          <w:between w:val="nil"/>
-        </w:pBdr>
-        <w:spacing w:line="276" w:lineRule="auto"/>
-        <w:ind w:left="567"/>
-        <w:jc w:val="both"/>
-        <w:rPr>
-          <w:rFonts w:ascii="Arial" w:eastAsia="Arial" w:hAnsi="Arial" w:cs="Arial"/>
-          <w:sz w:val="22"/>
-          <w:szCs w:val="22"/>
-        </w:rPr>
-      </w:pPr>
-    </w:p>
-    <w:p>
-      <w:pPr>
-        <w:pBdr>
-          <w:top w:val="nil"/>
-          <w:left w:val="nil"/>
-          <w:bottom w:val="nil"/>
-          <w:right w:val="nil"/>
-          <w:between w:val="nil"/>
-        </w:pBdr>
-        <w:spacing w:line="276" w:lineRule="auto"/>
-        <w:ind w:left="567"/>
-        <w:jc w:val="both"/>
-        <w:rPr>
-          <w:rFonts w:ascii="Arial" w:eastAsia="Arial" w:hAnsi="Arial" w:cs="Arial"/>
-          <w:sz w:val="22"/>
-          <w:szCs w:val="22"/>
-        </w:rPr>
-      </w:pPr>
-    </w:p>
-    <w:p>
-      <w:pPr>
-        <w:pBdr>
-          <w:top w:val="nil"/>
-          <w:left w:val="nil"/>
-          <w:bottom w:val="nil"/>
-          <w:right w:val="nil"/>
-          <w:between w:val="nil"/>
-        </w:pBdr>
-        <w:spacing w:line="276" w:lineRule="auto"/>
-        <w:jc w:val="both"/>
-        <w:rPr>
-          <w:rFonts w:ascii="Arial" w:eastAsia="Arial" w:hAnsi="Arial" w:cs="Arial"/>
-          <w:sz w:val="22"/>
-          <w:szCs w:val="22"/>
-        </w:rPr>
-      </w:pPr>
-    </w:p>
-    <w:p>
-      <w:pPr>
-        <w:pBdr>
-          <w:top w:val="nil"/>
-          <w:left w:val="nil"/>
-          <w:bottom w:val="nil"/>
-          <w:right w:val="nil"/>
-          <w:between w:val="nil"/>
-        </w:pBdr>
-        <w:spacing w:line="276" w:lineRule="auto"/>
-        <w:ind w:left="567"/>
-        <w:jc w:val="both"/>
-        <w:rPr>
-          <w:rFonts w:ascii="Arial" w:eastAsia="Arial" w:hAnsi="Arial" w:cs="Arial"/>
-          <w:sz w:val="22"/>
-          <w:szCs w:val="22"/>
-        </w:rPr>
-      </w:pPr>
-    </w:p>
-    <w:p>
-      <w:pPr>
-        <w:pBdr>
-          <w:top w:val="nil"/>
-          <w:left w:val="nil"/>
-          <w:bottom w:val="nil"/>
-          <w:right w:val="nil"/>
-          <w:between w:val="nil"/>
-        </w:pBdr>
-        <w:spacing w:line="276" w:lineRule="auto"/>
-        <w:ind w:left="567"/>
-        <w:jc w:val="both"/>
-        <w:rPr>
-          <w:rFonts w:ascii="Arial" w:eastAsia="Arial" w:hAnsi="Arial" w:cs="Arial"/>
-          <w:sz w:val="22"/>
-          <w:szCs w:val="22"/>
-        </w:rPr>
-      </w:pPr>
-    </w:p>
-    <w:p>
-      <w:pPr>
-        <w:pBdr>
-          <w:top w:val="nil"/>
-          <w:left w:val="nil"/>
-          <w:bottom w:val="nil"/>
-          <w:right w:val="nil"/>
-          <w:between w:val="nil"/>
-        </w:pBdr>
-        <w:spacing w:line="276" w:lineRule="auto"/>
-        <w:ind w:left="567"/>
-        <w:jc w:val="both"/>
-        <w:rPr>
-          <w:rFonts w:ascii="Arial" w:eastAsia="Arial" w:hAnsi="Arial" w:cs="Arial"/>
-          <w:sz w:val="22"/>
-          <w:szCs w:val="22"/>
-        </w:rPr>
-      </w:pPr>
-    </w:p>
-    <w:p>
-      <w:pPr>
-        <w:pBdr>
-          <w:top w:val="nil"/>
-          <w:left w:val="nil"/>
-          <w:bottom w:val="nil"/>
-          <w:right w:val="nil"/>
-          <w:between w:val="nil"/>
-        </w:pBdr>
-        <w:spacing w:line="276" w:lineRule="auto"/>
-        <w:ind w:left="567"/>
-        <w:jc w:val="both"/>
-        <w:rPr>
-          <w:rFonts w:ascii="Arial" w:eastAsia="Arial" w:hAnsi="Arial" w:cs="Arial"/>
-          <w:sz w:val="22"/>
-          <w:szCs w:val="22"/>
-        </w:rPr>
-      </w:pPr>
-    </w:p>
-    <w:p>
-      <w:pPr>
-        <w:pBdr>
-          <w:top w:val="nil"/>
-          <w:left w:val="nil"/>
-          <w:bottom w:val="nil"/>
-          <w:right w:val="nil"/>
-          <w:between w:val="nil"/>
-        </w:pBdr>
-        <w:spacing w:line="276" w:lineRule="auto"/>
-        <w:ind w:left="567"/>
-        <w:jc w:val="both"/>
-        <w:rPr>
-          <w:rFonts w:ascii="Arial" w:eastAsia="Arial" w:hAnsi="Arial" w:cs="Arial"/>
-          <w:sz w:val="22"/>
-          <w:szCs w:val="22"/>
-        </w:rPr>
-      </w:pPr>
-    </w:p>
-    <w:p>
-      <w:pPr>
-        <w:pBdr>
-          <w:top w:val="nil"/>
-          <w:left w:val="nil"/>
-          <w:bottom w:val="nil"/>
-          <w:right w:val="nil"/>
-          <w:between w:val="nil"/>
-        </w:pBdr>
-        <w:spacing w:line="276" w:lineRule="auto"/>
-        <w:rPr>
-          <w:rFonts w:ascii="Arial" w:eastAsia="Arial" w:hAnsi="Arial" w:cs="Arial"/>
-          <w:sz w:val="22"/>
-          <w:szCs w:val="22"/>
-        </w:rPr>
-      </w:pPr>
-    </w:p>
-    <w:p>
-      <w:pPr>
-        <w:pBdr>
-          <w:top w:val="nil"/>
-          <w:left w:val="nil"/>
-          <w:bottom w:val="nil"/>
-          <w:right w:val="nil"/>
-          <w:between w:val="nil"/>
-        </w:pBdr>
-        <w:spacing w:line="276" w:lineRule="auto"/>
-        <w:ind w:left="567"/>
-        <w:jc w:val="both"/>
-        <w:rPr>
-          <w:rFonts w:ascii="Arial" w:eastAsia="Arial" w:hAnsi="Arial" w:cs="Arial"/>
-          <w:sz w:val="22"/>
-          <w:szCs w:val="22"/>
-        </w:rPr>
-      </w:pPr>
-    </w:p>
-    <w:p>
-      <w:pPr>
-        <w:pBdr>
-          <w:top w:val="nil"/>
-          <w:left w:val="nil"/>
-          <w:bottom w:val="nil"/>
-          <w:right w:val="nil"/>
-          <w:between w:val="nil"/>
-        </w:pBdr>
-        <w:spacing w:line="276" w:lineRule="auto"/>
-        <w:ind w:left="567"/>
-        <w:jc w:val="right"/>
         <w:rPr>
           <w:rFonts w:ascii="Arial" w:eastAsia="Arial" w:hAnsi="Arial" w:cs="Arial"/>
           <w:i/>
@@ -4377,12 +3910,10 @@
           <w:szCs w:val="22"/>
         </w:rPr>
         <w:sectPr>
-          <w:headerReference w:type="even" r:id="rId11"/>
-          <w:headerReference w:type="default" r:id="rId12"/>
-          <w:footerReference w:type="even" r:id="rId13"/>
-          <w:footerReference w:type="default" r:id="rId14"/>
-          <w:headerReference w:type="first" r:id="rId15"/>
-          <w:footerReference w:type="first" r:id="rId16"/>
+          <w:headerReference w:type="default" r:id="rId11"/>
+          <w:footerReference w:type="default" r:id="rId12"/>
+          <w:headerReference w:type="first" r:id="rId13"/>
+          <w:footerReference w:type="first" r:id="rId14"/>
           <w:pgSz w:w="11907" w:h="16840" w:code="9"/>
           <w:pgMar w:top="1134" w:right="1134" w:bottom="1418" w:left="1418" w:header="720" w:footer="284" w:gutter="0"/>
           <w:cols w:space="720"/>
@@ -4393,12 +3924,123 @@
       <w:r>
         <w:rPr>
           <w:rFonts w:ascii="Arial" w:eastAsia="Arial" w:hAnsi="Arial" w:cs="Arial"/>
-          <w:i/>
-          <w:iCs/>
-          <w:sz w:val="22"/>
-          <w:szCs w:val="22"/>
-        </w:rPr>
-        <w:t>3. Hasil...</w:t>
+          <w:noProof/>
+          <w:sz w:val="22"/>
+          <w:szCs w:val="22"/>
+        </w:rPr>
+        <mc:AlternateContent>
+          <mc:Choice Requires="wps">
+            <w:drawing>
+              <wp:anchor distT="45720" distB="45720" distL="114300" distR="114300" simplePos="0" relativeHeight="251661312" behindDoc="0" locked="0" layoutInCell="1" allowOverlap="1" wp14:anchorId="3BAF85BD" wp14:editId="55DED397">
+                <wp:simplePos x="0" y="0"/>
+                <wp:positionH relativeFrom="margin">
+                  <wp:align>right</wp:align>
+                </wp:positionH>
+                <wp:positionV relativeFrom="margin">
+                  <wp:align>bottom</wp:align>
+                </wp:positionV>
+                <wp:extent cx="833120" cy="284480"/>
+                <wp:effectExtent l="0" t="0" r="5080" b="1270"/>
+                <wp:wrapSquare wrapText="bothSides"/>
+                <wp:docPr id="217" name="Text Box 2"/>
+                <wp:cNvGraphicFramePr>
+                  <a:graphicFrameLocks xmlns:a="http://schemas.openxmlformats.org/drawingml/2006/main"/>
+                </wp:cNvGraphicFramePr>
+                <a:graphic xmlns:a="http://schemas.openxmlformats.org/drawingml/2006/main">
+                  <a:graphicData uri="http://schemas.microsoft.com/office/word/2010/wordprocessingShape">
+                    <wps:wsp>
+                      <wps:cNvSpPr txBox="1">
+                        <a:spLocks noChangeArrowheads="1"/>
+                      </wps:cNvSpPr>
+                      <wps:spPr bwMode="auto">
+                        <a:xfrm>
+                          <a:off x="0" y="0"/>
+                          <a:ext cx="833120" cy="284480"/>
+                        </a:xfrm>
+                        <a:prstGeom prst="rect">
+                          <a:avLst/>
+                        </a:prstGeom>
+                        <a:solidFill>
+                          <a:srgbClr val="FFFFFF"/>
+                        </a:solidFill>
+                        <a:ln w="9525">
+                          <a:noFill/>
+                          <a:miter lim="800000"/>
+                          <a:headEnd/>
+                          <a:tailEnd/>
+                        </a:ln>
+                      </wps:spPr>
+                      <wps:txbx>
+                        <w:txbxContent>
+                          <w:p>
+                            <w:pPr>
+                              <w:jc w:val="right"/>
+                              <w:rPr>
+                                <w:rFonts w:ascii="Arial" w:hAnsi="Arial" w:cs="Arial"/>
+                                <w:sz w:val="22"/>
+                                <w:szCs w:val="22"/>
+                              </w:rPr>
+                            </w:pPr>
+                            <w:r>
+                              <w:rPr>
+                                <w:rFonts w:ascii="Arial" w:hAnsi="Arial" w:cs="Arial"/>
+                                <w:sz w:val="22"/>
+                                <w:szCs w:val="22"/>
+                                <w:lang w:val="en-US"/>
+                              </w:rPr>
+                              <w:t>3. Hasil…</w:t>
+                            </w:r>
+                          </w:p>
+                          <w:p/>
+                        </w:txbxContent>
+                      </wps:txbx>
+                      <wps:bodyPr rot="0" vert="horz" wrap="square" lIns="91440" tIns="45720" rIns="91440" bIns="45720" anchor="t" anchorCtr="0">
+                        <a:noAutofit/>
+                      </wps:bodyPr>
+                    </wps:wsp>
+                  </a:graphicData>
+                </a:graphic>
+                <wp14:sizeRelH relativeFrom="margin">
+                  <wp14:pctWidth>0</wp14:pctWidth>
+                </wp14:sizeRelH>
+                <wp14:sizeRelV relativeFrom="margin">
+                  <wp14:pctHeight>0</wp14:pctHeight>
+                </wp14:sizeRelV>
+              </wp:anchor>
+            </w:drawing>
+          </mc:Choice>
+          <mc:Fallback>
+            <w:pict>
+              <v:shape w14:anchorId="3BAF85BD" id="_x0000_s1027" type="#_x0000_t202" style="position:absolute;margin-left:14.4pt;margin-top:0;width:65.6pt;height:22.4pt;z-index:251661312;visibility:visible;mso-wrap-style:square;mso-width-percent:0;mso-height-percent:0;mso-wrap-distance-left:9pt;mso-wrap-distance-top:3.6pt;mso-wrap-distance-right:9pt;mso-wrap-distance-bottom:3.6pt;mso-position-horizontal:right;mso-position-horizontal-relative:margin;mso-position-vertical:bottom;mso-position-vertical-relative:margin;mso-width-percent:0;mso-height-percent:0;mso-width-relative:margin;mso-height-relative:margin;v-text-anchor:top" o:gfxdata="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" stroked="f">
+                <v:textbox>
+                  <w:txbxContent>
+                    <w:p>
+                      <w:pPr>
+                        <w:jc w:val="right"/>
+                        <w:rPr>
+                          <w:rFonts w:ascii="Arial" w:hAnsi="Arial" w:cs="Arial"/>
+                          <w:sz w:val="22"/>
+                          <w:szCs w:val="22"/>
+                        </w:rPr>
+                      </w:pPr>
+                      <w:r>
+                        <w:rPr>
+                          <w:rFonts w:ascii="Arial" w:hAnsi="Arial" w:cs="Arial"/>
+                          <w:sz w:val="22"/>
+                          <w:szCs w:val="22"/>
+                          <w:lang w:val="en-US"/>
+                        </w:rPr>
+                        <w:t>3. Hasil…</w:t>
+                      </w:r>
+                    </w:p>
+                    <w:p/>
+                  </w:txbxContent>
+                </v:textbox>
+                <w10:wrap type="square" anchorx="margin" anchory="margin"/>
+              </v:shape>
+            </w:pict>
+          </mc:Fallback>
+        </mc:AlternateContent>
       </w:r>
     </w:p>
     <w:p>
@@ -5733,7 +5375,7 @@
               </w:rPr>
               <w:t xml:space="preserve">Maksud pelaksanaan kegiatan </w:t>
             </w:r>
-            <w:bookmarkStart w:id="13" w:name="_Hlk230684395"/>
+            <w:bookmarkStart w:id="7" w:name="_Hlk230684395"/>
             <w:r>
               <w:rPr>
                 <w:rFonts w:ascii="Bookman Old Style" w:hAnsi="Bookman Old Style"/>
@@ -5742,7 +5384,7 @@
               </w:rPr>
               <w:t>Inventarisasi Dan Identifikasi PDSK Dalam Rangka Penyediaan tanah Untuk Pembangunan Bendungan Riam Kiwa</w:t>
             </w:r>
-            <w:bookmarkEnd w:id="13"/>
+            <w:bookmarkEnd w:id="7"/>
             <w:r>
               <w:rPr>
                 <w:rFonts w:ascii="Bookman Old Style" w:hAnsi="Bookman Old Style"/>
@@ -6477,7 +6119,7 @@
                 <w:lang w:val="en-US"/>
               </w:rPr>
             </w:pPr>
-            <w:bookmarkStart w:id="14" w:name="_Toc70077312"/>
+            <w:bookmarkStart w:id="8" w:name="_Toc70077312"/>
             <w:proofErr w:type="spellStart"/>
             <w:r>
               <w:rPr>
@@ -6494,7 +6136,7 @@
               </w:rPr>
               <w:t xml:space="preserve"> Dana</w:t>
             </w:r>
-            <w:bookmarkEnd w:id="14"/>
+            <w:bookmarkEnd w:id="8"/>
           </w:p>
         </w:tc>
         <w:tc>
@@ -6833,7 +6475,7 @@
                 <w:lang w:val="en-US"/>
               </w:rPr>
             </w:pPr>
-            <w:bookmarkStart w:id="15" w:name="_Toc70077313"/>
+            <w:bookmarkStart w:id="9" w:name="_Toc70077313"/>
             <w:r>
               <w:rPr>
                 <w:rFonts w:ascii="Bookman Old Style" w:hAnsi="Bookman Old Style" w:cs="Arial"/>
@@ -6872,7 +6514,7 @@
               </w:rPr>
               <w:t>Penjelasan</w:t>
             </w:r>
-            <w:bookmarkEnd w:id="15"/>
+            <w:bookmarkEnd w:id="9"/>
             <w:proofErr w:type="spellEnd"/>
           </w:p>
         </w:tc>
@@ -7315,7 +6957,7 @@
                 <w:b/>
               </w:rPr>
             </w:pPr>
-            <w:bookmarkStart w:id="16" w:name="_Toc70077314"/>
+            <w:bookmarkStart w:id="10" w:name="_Toc70077314"/>
             <w:r>
               <w:rPr>
                 <w:rFonts w:ascii="Bookman Old Style" w:hAnsi="Bookman Old Style" w:cs="Arial"/>
@@ -7337,7 +6979,7 @@
               </w:rPr>
               <w:t>Jenis Kontrak dan Cara Pembayaran</w:t>
             </w:r>
-            <w:bookmarkEnd w:id="16"/>
+            <w:bookmarkEnd w:id="10"/>
           </w:p>
         </w:tc>
         <w:tc>
@@ -7541,7 +7183,7 @@
                 <w:lang w:val="sv-SE"/>
               </w:rPr>
             </w:pPr>
-            <w:bookmarkStart w:id="17" w:name="_Toc70077315"/>
+            <w:bookmarkStart w:id="11" w:name="_Toc70077315"/>
             <w:r>
               <w:rPr>
                 <w:rFonts w:ascii="Bookman Old Style" w:hAnsi="Bookman Old Style" w:cs="Arial"/>
@@ -7556,7 +7198,7 @@
               </w:rPr>
               <w:t>Masa Berlakunya Penawaran Dan Jangka Waktu Pelaksanaan</w:t>
             </w:r>
-            <w:bookmarkEnd w:id="17"/>
+            <w:bookmarkEnd w:id="11"/>
           </w:p>
         </w:tc>
         <w:tc>
@@ -7935,7 +7577,7 @@
                 <w:lang w:val="sv-SE"/>
               </w:rPr>
             </w:pPr>
-            <w:bookmarkStart w:id="18" w:name="_Toc70077316"/>
+            <w:bookmarkStart w:id="12" w:name="_Toc70077316"/>
             <w:r>
               <w:rPr>
                 <w:rFonts w:ascii="Bookman Old Style" w:hAnsi="Bookman Old Style" w:cs="Arial"/>
@@ -7950,7 +7592,7 @@
               </w:rPr>
               <w:t>Evaluasi Dokumen Penawaran Administrasi Dan Teknis</w:t>
             </w:r>
-            <w:bookmarkEnd w:id="18"/>
+            <w:bookmarkEnd w:id="12"/>
           </w:p>
           <w:p>
             <w:pPr>
@@ -8399,7 +8041,7 @@
                 <w:b/>
               </w:rPr>
             </w:pPr>
-            <w:bookmarkStart w:id="19" w:name="_Toc70077317"/>
+            <w:bookmarkStart w:id="13" w:name="_Toc70077317"/>
             <w:r>
               <w:rPr>
                 <w:rFonts w:ascii="Bookman Old Style" w:hAnsi="Bookman Old Style" w:cs="Arial"/>
@@ -8419,7 +8061,7 @@
               </w:rPr>
               <w:t>Pemenang</w:t>
             </w:r>
-            <w:bookmarkEnd w:id="19"/>
+            <w:bookmarkEnd w:id="13"/>
           </w:p>
         </w:tc>
         <w:tc>
@@ -8676,7 +8318,7 @@
                 <w:lang w:val="en-US"/>
               </w:rPr>
             </w:pPr>
-            <w:bookmarkStart w:id="20" w:name="_Toc70077318"/>
+            <w:bookmarkStart w:id="14" w:name="_Toc70077318"/>
             <w:r>
               <w:rPr>
                 <w:rFonts w:ascii="Bookman Old Style" w:hAnsi="Bookman Old Style"/>
@@ -8696,7 +8338,7 @@
               </w:rPr>
               <w:t xml:space="preserve"> Teknis Dan Biaya</w:t>
             </w:r>
-            <w:bookmarkEnd w:id="20"/>
+            <w:bookmarkEnd w:id="14"/>
           </w:p>
         </w:tc>
         <w:tc>
@@ -18224,134 +17866,130 @@
           <w:szCs w:val="22"/>
         </w:rPr>
       </w:pPr>
-    </w:p>
-    <w:p>
-      <w:pPr>
-        <w:spacing w:before="2" w:line="276" w:lineRule="auto"/>
-        <w:ind w:right="28"/>
-        <w:rPr>
-          <w:rFonts w:ascii="Arial" w:hAnsi="Arial" w:cs="Arial"/>
-          <w:i/>
-          <w:iCs/>
-          <w:sz w:val="22"/>
-          <w:szCs w:val="22"/>
-        </w:rPr>
-      </w:pPr>
-    </w:p>
-    <w:p>
-      <w:pPr>
-        <w:spacing w:before="2" w:line="276" w:lineRule="auto"/>
-        <w:ind w:right="28"/>
-        <w:rPr>
-          <w:rFonts w:ascii="Arial" w:hAnsi="Arial" w:cs="Arial"/>
-          <w:i/>
-          <w:iCs/>
-          <w:sz w:val="22"/>
-          <w:szCs w:val="22"/>
-        </w:rPr>
-      </w:pPr>
-    </w:p>
-    <w:p>
-      <w:pPr>
-        <w:spacing w:before="2" w:line="276" w:lineRule="auto"/>
-        <w:ind w:right="28"/>
-        <w:rPr>
-          <w:rFonts w:ascii="Arial" w:hAnsi="Arial" w:cs="Arial"/>
-          <w:i/>
-          <w:iCs/>
-          <w:sz w:val="22"/>
-          <w:szCs w:val="22"/>
-        </w:rPr>
-      </w:pPr>
-    </w:p>
-    <w:p>
-      <w:pPr>
-        <w:spacing w:before="2" w:line="276" w:lineRule="auto"/>
-        <w:ind w:right="28"/>
-        <w:rPr>
-          <w:rFonts w:ascii="Arial" w:hAnsi="Arial" w:cs="Arial"/>
-          <w:i/>
-          <w:iCs/>
-          <w:sz w:val="22"/>
-          <w:szCs w:val="22"/>
-        </w:rPr>
-      </w:pPr>
-    </w:p>
-    <w:p>
-      <w:pPr>
-        <w:spacing w:before="2" w:line="276" w:lineRule="auto"/>
-        <w:ind w:right="28"/>
-        <w:rPr>
-          <w:rFonts w:ascii="Arial" w:hAnsi="Arial" w:cs="Arial"/>
-          <w:i/>
-          <w:iCs/>
-          <w:sz w:val="22"/>
-          <w:szCs w:val="22"/>
-        </w:rPr>
-      </w:pPr>
-    </w:p>
-    <w:p>
-      <w:pPr>
-        <w:spacing w:before="2" w:line="276" w:lineRule="auto"/>
-        <w:ind w:right="28"/>
-        <w:rPr>
-          <w:rFonts w:ascii="Arial" w:hAnsi="Arial" w:cs="Arial"/>
-          <w:i/>
-          <w:iCs/>
-          <w:sz w:val="22"/>
-          <w:szCs w:val="22"/>
-        </w:rPr>
-      </w:pPr>
-    </w:p>
-    <w:p>
-      <w:pPr>
-        <w:spacing w:before="2" w:line="276" w:lineRule="auto"/>
-        <w:ind w:right="28"/>
-        <w:rPr>
-          <w:rFonts w:ascii="Arial" w:hAnsi="Arial" w:cs="Arial"/>
-          <w:i/>
-          <w:iCs/>
-          <w:sz w:val="22"/>
-          <w:szCs w:val="22"/>
-        </w:rPr>
-      </w:pPr>
-    </w:p>
-    <w:p>
-      <w:pPr>
-        <w:spacing w:before="2" w:line="276" w:lineRule="auto"/>
-        <w:ind w:right="28"/>
-        <w:rPr>
-          <w:rFonts w:ascii="Arial" w:hAnsi="Arial" w:cs="Arial"/>
-          <w:i/>
-          <w:iCs/>
-          <w:sz w:val="22"/>
-          <w:szCs w:val="22"/>
-        </w:rPr>
-      </w:pPr>
-    </w:p>
-    <w:p>
-      <w:pPr>
-        <w:pStyle w:val="ListParagraph"/>
-        <w:spacing w:before="2" w:line="276" w:lineRule="auto"/>
-        <w:ind w:left="567" w:right="28"/>
-        <w:jc w:val="right"/>
-        <w:rPr>
-          <w:rFonts w:ascii="Arial" w:hAnsi="Arial" w:cs="Arial"/>
-          <w:i/>
-          <w:iCs/>
-          <w:sz w:val="22"/>
-          <w:szCs w:val="22"/>
-        </w:rPr>
-      </w:pPr>
-      <w:r>
-        <w:rPr>
-          <w:rFonts w:ascii="Arial" w:hAnsi="Arial" w:cs="Arial"/>
-          <w:i/>
-          <w:iCs/>
-          <w:sz w:val="22"/>
-          <w:szCs w:val="22"/>
-        </w:rPr>
-        <w:t>Demikian...</w:t>
+      <w:r>
+        <w:rPr>
+          <w:rFonts w:ascii="Arial" w:eastAsia="Arial" w:hAnsi="Arial" w:cs="Arial"/>
+          <w:noProof/>
+          <w:sz w:val="22"/>
+          <w:szCs w:val="22"/>
+        </w:rPr>
+        <mc:AlternateContent>
+          <mc:Choice Requires="wps">
+            <w:drawing>
+              <wp:anchor distT="45720" distB="45720" distL="114300" distR="114300" simplePos="0" relativeHeight="251663360" behindDoc="0" locked="0" layoutInCell="1" allowOverlap="1" wp14:anchorId="507A22C6" wp14:editId="7E4499FD">
+                <wp:simplePos x="0" y="0"/>
+                <wp:positionH relativeFrom="margin">
+                  <wp:align>right</wp:align>
+                </wp:positionH>
+                <wp:positionV relativeFrom="margin">
+                  <wp:align>bottom</wp:align>
+                </wp:positionV>
+                <wp:extent cx="937260" cy="344170"/>
+                <wp:effectExtent l="0" t="0" r="0" b="0"/>
+                <wp:wrapSquare wrapText="bothSides"/>
+                <wp:docPr id="3" name="Text Box 2"/>
+                <wp:cNvGraphicFramePr>
+                  <a:graphicFrameLocks xmlns:a="http://schemas.openxmlformats.org/drawingml/2006/main"/>
+                </wp:cNvGraphicFramePr>
+                <a:graphic xmlns:a="http://schemas.openxmlformats.org/drawingml/2006/main">
+                  <a:graphicData uri="http://schemas.microsoft.com/office/word/2010/wordprocessingShape">
+                    <wps:wsp>
+                      <wps:cNvSpPr txBox="1">
+                        <a:spLocks noChangeArrowheads="1"/>
+                      </wps:cNvSpPr>
+                      <wps:spPr bwMode="auto">
+                        <a:xfrm>
+                          <a:off x="0" y="0"/>
+                          <a:ext cx="937260" cy="344170"/>
+                        </a:xfrm>
+                        <a:prstGeom prst="rect">
+                          <a:avLst/>
+                        </a:prstGeom>
+                        <a:solidFill>
+                          <a:srgbClr val="FFFFFF"/>
+                        </a:solidFill>
+                        <a:ln w="9525">
+                          <a:noFill/>
+                          <a:miter lim="800000"/>
+                          <a:headEnd/>
+                          <a:tailEnd/>
+                        </a:ln>
+                      </wps:spPr>
+                      <wps:txbx>
+                        <w:txbxContent>
+                          <w:p>
+                            <w:proofErr w:type="spellStart"/>
+                            <w:r>
+                              <w:rPr>
+                                <w:rFonts w:ascii="Arial" w:hAnsi="Arial" w:cs="Arial"/>
+                                <w:sz w:val="22"/>
+                                <w:szCs w:val="22"/>
+                                <w:lang w:val="en-US"/>
+                              </w:rPr>
+                              <w:t>Demikian</w:t>
+                            </w:r>
+                            <w:proofErr w:type="spellEnd"/>
+                            <w:r>
+                              <w:rPr>
+                                <w:rFonts w:ascii="Arial" w:hAnsi="Arial" w:cs="Arial"/>
+                                <w:sz w:val="22"/>
+                                <w:szCs w:val="22"/>
+                                <w:lang w:val="en-US"/>
+                              </w:rPr>
+                              <w:t>…</w:t>
+                            </w:r>
+                          </w:p>
+                        </w:txbxContent>
+                      </wps:txbx>
+                      <wps:bodyPr rot="0" vert="horz" wrap="square" lIns="91440" tIns="45720" rIns="91440" bIns="45720" anchor="t" anchorCtr="0">
+                        <a:noAutofit/>
+                      </wps:bodyPr>
+                    </wps:wsp>
+                  </a:graphicData>
+                </a:graphic>
+                <wp14:sizeRelH relativeFrom="margin">
+                  <wp14:pctWidth>0</wp14:pctWidth>
+                </wp14:sizeRelH>
+                <wp14:sizeRelV relativeFrom="margin">
+                  <wp14:pctHeight>0</wp14:pctHeight>
+                </wp14:sizeRelV>
+              </wp:anchor>
+            </w:drawing>
+          </mc:Choice>
+          <mc:Fallback>
+            <w:pict>
+              <v:shape w14:anchorId="507A22C6" id="_x0000_s1028" type="#_x0000_t202" style="position:absolute;left:0;text-align:left;margin-left:22.6pt;margin-top:0;width:73.8pt;height:27.1pt;z-index:251663360;visibility:visible;mso-wrap-style:square;mso-width-percent:0;mso-height-percent:0;mso-wrap-distance-left:9pt;mso-wrap-distance-top:3.6pt;mso-wrap-distance-right:9pt;mso-wrap-distance-bottom:3.6pt;mso-position-horizontal:right;mso-position-horizontal-relative:margin;mso-position-vertical:bottom;mso-position-vertical-relative:margin;mso-width-percent:0;mso-height-percent:0;mso-width-relative:margin;mso-height-relative:margin;v-text-anchor:top" o:gfxdata="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" stroked="f">
+                <v:textbox>
+                  <w:txbxContent>
+                    <w:p>
+                      <w:proofErr w:type="spellStart"/>
+                      <w:r>
+                        <w:rPr>
+                          <w:rFonts w:ascii="Arial" w:hAnsi="Arial" w:cs="Arial"/>
+                          <w:sz w:val="22"/>
+                          <w:szCs w:val="22"/>
+                          <w:lang w:val="en-US"/>
+                        </w:rPr>
+                        <w:t>Demikian</w:t>
+                      </w:r>
+                      <w:proofErr w:type="spellEnd"/>
+                      <w:r>
+                        <w:rPr>
+                          <w:rFonts w:ascii="Arial" w:hAnsi="Arial" w:cs="Arial"/>
+                          <w:sz w:val="22"/>
+                          <w:szCs w:val="22"/>
+                          <w:lang w:val="en-US"/>
+                        </w:rPr>
+                        <w:t>…</w:t>
+                      </w:r>
+                    </w:p>
+                  </w:txbxContent>
+                </v:textbox>
+                <w10:wrap type="square" anchorx="margin" anchory="margin"/>
+              </v:shape>
+            </w:pict>
+          </mc:Fallback>
+        </mc:AlternateContent>
       </w:r>
     </w:p>
     <w:p>
@@ -20324,7 +19962,7 @@
       </w:pPr>
     </w:p>
     <w:sectPr>
-      <w:footerReference w:type="default" r:id="rId17"/>
+      <w:footerReference w:type="default" r:id="rId15"/>
       <w:pgSz w:w="11920" w:h="16840"/>
       <w:pgMar w:top="1134" w:right="1134" w:bottom="1134" w:left="1418" w:header="720" w:footer="374" w:gutter="0"/>
       <w:cols w:space="720"/>
@@ -20361,6 +19999,7 @@
   <w:p>
     <w:pPr>
       <w:pStyle w:val="Footer"/>
+      <w:jc w:val="center"/>
     </w:pPr>
   </w:p>
 </w:ftr>
@@ -20378,17 +20017,6 @@
 </file>
 
 <file path=word/footer3.xml><?xml version="1.0" encoding="utf-8"?>
-<w:ftr xmlns:wpc="http://schemas.microsoft.com/office/word/2010/wordprocessingCanvas" xmlns:cx="http://schemas.microsoft.com/office/drawing/2014/chartex" xmlns:cx1="http://schemas.microsoft.com/office/drawing/2015/9/8/chartex" xmlns:cx2="http://schemas.microsoft.com/office/drawing/2015/10/21/chartex" xmlns:cx3="http://schemas.microsoft.com/office/drawing/2016/5/9/chartex" xmlns:cx4="http://schemas.microsoft.com/office/drawing/2016/5/10/chartex" xmlns:cx5="http://schemas.microsoft.com/office/drawing/2016/5/11/chartex" xmlns:cx6="http://schemas.microsoft.com/office/drawing/2016/5/12/chartex" xmlns:cx7="http://schemas.microsoft.com/office/drawing/2016/5/13/chartex" xmlns:cx8="http://schemas.microsoft.com/office/drawing/2016/5/14/chartex" xmlns:mc="http://schemas.openxmlformats.org/markup-compatibility/2006" xmlns:aink="http://schemas.microsoft.com/office/drawing/2016/ink" xmlns:am3d="http://schemas.microsoft.com/office/drawing/2017/model3d" xmlns:o="urn:schemas-microsoft-com:office:office" xmlns:r="http://schemas.openxmlformats.org/officeDocument/2006/relationships" xmlns:m="http://schemas.openxmlformats.org/officeDocument/2006/math" xmlns:v="urn:schemas-microsoft-com:vml" xmlns:wp14="http://schemas.microsoft.com/office/word/2010/wordprocessingDrawing" xmlns:wp="http://schemas.openxmlformats.org/drawingml/2006/wordprocessingDrawing" xmlns:w10="urn:schemas-microsoft-com:office:word" xmlns:w="http://schemas.openxmlformats.org/wordprocessingml/2006/main" xmlns:w14="http://schemas.microsoft.com/office/word/2010/wordml" xmlns:w15="http://schemas.microsoft.com/office/word/2012/wordml" xmlns:w16cex="http://schemas.microsoft.com/office/word/2018/wordml/cex" xmlns:w16cid="http://schemas.microsoft.com/office/word/2016/wordml/cid" xmlns:w16="http://schemas.microsoft.com/office/word/2018/wordml" xmlns:w16sdtdh="http://schemas.microsoft.com/office/word/2020/wordml/sdtdatahash" xmlns:w16se="http://schemas.microsoft.com/office/word/2015/wordml/symex" xmlns:wpg="http://schemas.microsoft.com/office/word/2010/wordprocessingGroup" xmlns:wpi="http://schemas.microsoft.com/office/word/2010/wordprocessingInk" xmlns:wne="http://schemas.microsoft.com/office/word/2006/wordml" xmlns:wps="http://schemas.microsoft.com/office/word/2010/wordprocessingShape" mc:Ignorable="w14 w15 w16se w16cid w16 w16cex w16sdtdh wp14">
-  <w:p>
-    <w:pPr>
-      <w:pStyle w:val="Footer"/>
-      <w:jc w:val="center"/>
-    </w:pPr>
-  </w:p>
-</w:ftr>
-</file>
-
-<file path=word/footer4.xml><?xml version="1.0" encoding="utf-8"?>
 <w:ftr xmlns:wpc="http://schemas.microsoft.com/office/word/2010/wordprocessingCanvas" xmlns:cx="http://schemas.microsoft.com/office/drawing/2014/chartex" xmlns:cx1="http://schemas.microsoft.com/office/drawing/2015/9/8/chartex" xmlns:cx2="http://schemas.microsoft.com/office/drawing/2015/10/21/chartex" xmlns:cx3="http://schemas.microsoft.com/office/drawing/2016/5/9/chartex" xmlns:cx4="http://schemas.microsoft.com/office/drawing/2016/5/10/chartex" xmlns:cx5="http://schemas.microsoft.com/office/drawing/2016/5/11/chartex" xmlns:cx6="http://schemas.microsoft.com/office/drawing/2016/5/12/chartex" xmlns:cx7="http://schemas.microsoft.com/office/drawing/2016/5/13/chartex" xmlns:cx8="http://schemas.microsoft.com/office/drawing/2016/5/14/chartex" xmlns:mc="http://schemas.openxmlformats.org/markup-compatibility/2006" xmlns:aink="http://schemas.microsoft.com/office/drawing/2016/ink" xmlns:am3d="http://schemas.microsoft.com/office/drawing/2017/model3d" xmlns:o="urn:schemas-microsoft-com:office:office" xmlns:r="http://schemas.openxmlformats.org/officeDocument/2006/relationships" xmlns:m="http://schemas.openxmlformats.org/officeDocument/2006/math" xmlns:v="urn:schemas-microsoft-com:vml" xmlns:wp14="http://schemas.microsoft.com/office/word/2010/wordprocessingDrawing" xmlns:wp="http://schemas.openxmlformats.org/drawingml/2006/wordprocessingDrawing" xmlns:w10="urn:schemas-microsoft-com:office:word" xmlns:w="http://schemas.openxmlformats.org/wordprocessingml/2006/main" xmlns:w14="http://schemas.microsoft.com/office/word/2010/wordml" xmlns:w15="http://schemas.microsoft.com/office/word/2012/wordml" xmlns:w16cex="http://schemas.microsoft.com/office/word/2018/wordml/cex" xmlns:w16cid="http://schemas.microsoft.com/office/word/2016/wordml/cid" xmlns:w16="http://schemas.microsoft.com/office/word/2018/wordml" xmlns:w16sdtdh="http://schemas.microsoft.com/office/word/2020/wordml/sdtdatahash" xmlns:w16se="http://schemas.microsoft.com/office/word/2015/wordml/symex" xmlns:wpg="http://schemas.microsoft.com/office/word/2010/wordprocessingGroup" xmlns:wpi="http://schemas.microsoft.com/office/word/2010/wordprocessingInk" xmlns:wne="http://schemas.microsoft.com/office/word/2006/wordml" xmlns:wps="http://schemas.microsoft.com/office/word/2010/wordprocessingShape" mc:Ignorable="w14 w15 w16se w16cid w16 w16cex w16sdtdh wp14">
   <w:p>
     <w:pPr>
@@ -20472,16 +20100,6 @@
   <w:p>
     <w:pPr>
       <w:pStyle w:val="Header"/>
-    </w:pPr>
-  </w:p>
-</w:hdr>
-</file>
-
-<file path=word/header2.xml><?xml version="1.0" encoding="utf-8"?>
-<w:hdr xmlns:wpc="http://schemas.microsoft.com/office/word/2010/wordprocessingCanvas" xmlns:cx="http://schemas.microsoft.com/office/drawing/2014/chartex" xmlns:cx1="http://schemas.microsoft.com/office/drawing/2015/9/8/chartex" xmlns:cx2="http://schemas.microsoft.com/office/drawing/2015/10/21/chartex" xmlns:cx3="http://schemas.microsoft.com/office/drawing/2016/5/9/chartex" xmlns:cx4="http://schemas.microsoft.com/office/drawing/2016/5/10/chartex" xmlns:cx5="http://schemas.microsoft.com/office/drawing/2016/5/11/chartex" xmlns:cx6="http://schemas.microsoft.com/office/drawing/2016/5/12/chartex" xmlns:cx7="http://schemas.microsoft.com/office/drawing/2016/5/13/chartex" xmlns:cx8="http://schemas.microsoft.com/office/drawing/2016/5/14/chartex" xmlns:mc="http://schemas.openxmlformats.org/markup-compatibility/2006" xmlns:aink="http://schemas.microsoft.com/office/drawing/2016/ink" xmlns:am3d="http://schemas.microsoft.com/office/drawing/2017/model3d" xmlns:o="urn:schemas-microsoft-com:office:office" xmlns:r="http://schemas.openxmlformats.org/officeDocument/2006/relationships" xmlns:m="http://schemas.openxmlformats.org/officeDocument/2006/math" xmlns:v="urn:schemas-microsoft-com:vml" xmlns:wp14="http://schemas.microsoft.com/office/word/2010/wordprocessingDrawing" xmlns:wp="http://schemas.openxmlformats.org/drawingml/2006/wordprocessingDrawing" xmlns:w10="urn:schemas-microsoft-com:office:word" xmlns:w="http://schemas.openxmlformats.org/wordprocessingml/2006/main" xmlns:w14="http://schemas.microsoft.com/office/word/2010/wordml" xmlns:w15="http://schemas.microsoft.com/office/word/2012/wordml" xmlns:w16cex="http://schemas.microsoft.com/office/word/2018/wordml/cex" xmlns:w16cid="http://schemas.microsoft.com/office/word/2016/wordml/cid" xmlns:w16="http://schemas.microsoft.com/office/word/2018/wordml" xmlns:w16sdtdh="http://schemas.microsoft.com/office/word/2020/wordml/sdtdatahash" xmlns:w16se="http://schemas.microsoft.com/office/word/2015/wordml/symex" xmlns:wpg="http://schemas.microsoft.com/office/word/2010/wordprocessingGroup" xmlns:wpi="http://schemas.microsoft.com/office/word/2010/wordprocessingInk" xmlns:wne="http://schemas.microsoft.com/office/word/2006/wordml" xmlns:wps="http://schemas.microsoft.com/office/word/2010/wordprocessingShape" mc:Ignorable="w14 w15 w16se w16cid w16 w16cex w16sdtdh wp14">
-  <w:p>
-    <w:pPr>
-      <w:pStyle w:val="Header"/>
       <w:jc w:val="center"/>
     </w:pPr>
   </w:p>
@@ -20493,7 +20111,7 @@
 </w:hdr>
 </file>
 
-<file path=word/header3.xml><?xml version="1.0" encoding="utf-8"?>
+<file path=word/header2.xml><?xml version="1.0" encoding="utf-8"?>
 <w:hdr xmlns:wpc="http://schemas.microsoft.com/office/word/2010/wordprocessingCanvas" xmlns:cx="http://schemas.microsoft.com/office/drawing/2014/chartex" xmlns:cx1="http://schemas.microsoft.com/office/drawing/2015/9/8/chartex" xmlns:cx2="http://schemas.microsoft.com/office/drawing/2015/10/21/chartex" xmlns:cx3="http://schemas.microsoft.com/office/drawing/2016/5/9/chartex" xmlns:cx4="http://schemas.microsoft.com/office/drawing/2016/5/10/chartex" xmlns:cx5="http://schemas.microsoft.com/office/drawing/2016/5/11/chartex" xmlns:cx6="http://schemas.microsoft.com/office/drawing/2016/5/12/chartex" xmlns:cx7="http://schemas.microsoft.com/office/drawing/2016/5/13/chartex" xmlns:cx8="http://schemas.microsoft.com/office/drawing/2016/5/14/chartex" xmlns:mc="http://schemas.openxmlformats.org/markup-compatibility/2006" xmlns:aink="http://schemas.microsoft.com/office/drawing/2016/ink" xmlns:am3d="http://schemas.microsoft.com/office/drawing/2017/model3d" xmlns:o="urn:schemas-microsoft-com:office:office" xmlns:r="http://schemas.openxmlformats.org/officeDocument/2006/relationships" xmlns:m="http://schemas.openxmlformats.org/officeDocument/2006/math" xmlns:v="urn:schemas-microsoft-com:vml" xmlns:wp14="http://schemas.microsoft.com/office/word/2010/wordprocessingDrawing" xmlns:wp="http://schemas.openxmlformats.org/drawingml/2006/wordprocessingDrawing" xmlns:w10="urn:schemas-microsoft-com:office:word" xmlns:w="http://schemas.openxmlformats.org/wordprocessingml/2006/main" xmlns:w14="http://schemas.microsoft.com/office/word/2010/wordml" xmlns:w15="http://schemas.microsoft.com/office/word/2012/wordml" xmlns:w16cex="http://schemas.microsoft.com/office/word/2018/wordml/cex" xmlns:w16cid="http://schemas.microsoft.com/office/word/2016/wordml/cid" xmlns:w16="http://schemas.microsoft.com/office/word/2018/wordml" xmlns:w16sdtdh="http://schemas.microsoft.com/office/word/2020/wordml/sdtdatahash" xmlns:w16se="http://schemas.microsoft.com/office/word/2015/wordml/symex" xmlns:wpg="http://schemas.microsoft.com/office/word/2010/wordprocessingGroup" xmlns:wpi="http://schemas.microsoft.com/office/word/2010/wordprocessingInk" xmlns:wne="http://schemas.microsoft.com/office/word/2006/wordml" xmlns:wps="http://schemas.microsoft.com/office/word/2010/wordprocessingShape" mc:Ignorable="w14 w15 w16se w16cid w16 w16cex w16sdtdh wp14">
   <w:p>
     <w:pPr>
@@ -20514,72 +20132,69 @@
     <w:bookmarkStart w:id="4" w:name="_Hlk186188841"/>
     <w:bookmarkStart w:id="5" w:name="_Hlk186189107"/>
     <w:bookmarkStart w:id="6" w:name="_Hlk186189108"/>
-    <w:bookmarkStart w:id="7" w:name="_Hlk186189264"/>
-    <w:bookmarkStart w:id="8" w:name="_Hlk186189265"/>
-    <w:bookmarkStart w:id="9" w:name="_Hlk186189287"/>
-    <w:bookmarkStart w:id="10" w:name="_Hlk186189288"/>
-    <w:bookmarkStart w:id="11" w:name="_Hlk186189395"/>
-    <w:bookmarkStart w:id="12" w:name="_Hlk186189396"/>
     <w:r>
       <w:rPr>
-        <w:rFonts w:ascii="Arial" w:eastAsia="Calibri" w:hAnsi="Arial" w:cs="Arial"/>
         <w:noProof/>
-        <w:sz w:val="36"/>
-        <w:szCs w:val="36"/>
+        <w:lang w:val="en-US"/>
       </w:rPr>
       <w:drawing>
-        <wp:anchor distT="0" distB="0" distL="114300" distR="114300" simplePos="0" relativeHeight="251659264" behindDoc="0" locked="0" layoutInCell="1" allowOverlap="1" wp14:anchorId="40DBD067" wp14:editId="4BD6DCA1">
+        <wp:anchor distT="0" distB="0" distL="114300" distR="114300" simplePos="0" relativeHeight="251660288" behindDoc="0" locked="0" layoutInCell="1" allowOverlap="1" wp14:anchorId="33D0B9C7" wp14:editId="6973DD9C">
           <wp:simplePos x="0" y="0"/>
-          <wp:positionH relativeFrom="column">
-            <wp:posOffset>-324221</wp:posOffset>
+          <wp:positionH relativeFrom="margin">
+            <wp:posOffset>-308344</wp:posOffset>
           </wp:positionH>
           <wp:positionV relativeFrom="paragraph">
-            <wp:posOffset>6985</wp:posOffset>
+            <wp:posOffset>6867</wp:posOffset>
           </wp:positionV>
-          <wp:extent cx="835200" cy="835200"/>
-          <wp:effectExtent l="0" t="0" r="3175" b="3175"/>
+          <wp:extent cx="810000" cy="810000"/>
+          <wp:effectExtent l="0" t="0" r="9525" b="9525"/>
           <wp:wrapNone/>
-          <wp:docPr id="2115472725" name="Picture 2115472725" descr="A yellow and blue logo&#10;&#10;Description automatically generated"/>
+          <wp:docPr id="2" name="Picture 3"/>
           <wp:cNvGraphicFramePr>
-            <a:graphicFrameLocks xmlns:a="http://schemas.openxmlformats.org/drawingml/2006/main"/>
+            <a:graphicFrameLocks xmlns:a="http://schemas.openxmlformats.org/drawingml/2006/main" noChangeAspect="1"/>
           </wp:cNvGraphicFramePr>
           <a:graphic xmlns:a="http://schemas.openxmlformats.org/drawingml/2006/main">
             <a:graphicData uri="http://schemas.openxmlformats.org/drawingml/2006/picture">
               <pic:pic xmlns:pic="http://schemas.openxmlformats.org/drawingml/2006/picture">
                 <pic:nvPicPr>
-                  <pic:cNvPr id="469225509" name="Picture 469225509" descr="A yellow and blue logo&#10;&#10;Description automatically generated"/>
+                  <pic:cNvPr id="0" name="Picture 1"/>
                   <pic:cNvPicPr>
-                    <a:picLocks noChangeAspect="1"/>
+                    <a:picLocks noChangeAspect="1" noChangeArrowheads="1"/>
                   </pic:cNvPicPr>
                 </pic:nvPicPr>
                 <pic:blipFill>
-                  <a:blip r:embed="rId1" cstate="print">
+                  <a:blip r:embed="rId1">
                     <a:extLst>
                       <a:ext uri="{28A0092B-C50C-407E-A947-70E740481C1C}">
                         <a14:useLocalDpi xmlns:a14="http://schemas.microsoft.com/office/drawing/2010/main" val="0"/>
                       </a:ext>
                     </a:extLst>
                   </a:blip>
+                  <a:srcRect/>
                   <a:stretch>
                     <a:fillRect/>
                   </a:stretch>
                 </pic:blipFill>
-                <pic:spPr>
+                <pic:spPr bwMode="auto">
                   <a:xfrm>
                     <a:off x="0" y="0"/>
-                    <a:ext cx="835200" cy="835200"/>
+                    <a:ext cx="810000" cy="810000"/>
                   </a:xfrm>
                   <a:prstGeom prst="rect">
                     <a:avLst/>
                   </a:prstGeom>
+                  <a:noFill/>
+                  <a:ln>
+                    <a:noFill/>
+                  </a:ln>
                 </pic:spPr>
               </pic:pic>
             </a:graphicData>
           </a:graphic>
-          <wp14:sizeRelH relativeFrom="margin">
+          <wp14:sizeRelH relativeFrom="page">
             <wp14:pctWidth>0</wp14:pctWidth>
           </wp14:sizeRelH>
-          <wp14:sizeRelV relativeFrom="margin">
+          <wp14:sizeRelV relativeFrom="page">
             <wp14:pctHeight>0</wp14:pctHeight>
           </wp14:sizeRelV>
         </wp:anchor>
@@ -20605,8 +20220,6 @@
       <w:outlineLvl w:val="4"/>
       <w:rPr>
         <w:rFonts w:ascii="Arial" w:hAnsi="Arial" w:cs="Arial"/>
-        <w:b/>
-        <w:bCs/>
         <w:sz w:val="28"/>
         <w:szCs w:val="28"/>
       </w:rPr>
@@ -20653,8 +20266,9 @@
       <w:jc w:val="center"/>
       <w:rPr>
         <w:rFonts w:ascii="Arial" w:eastAsia="Calibri" w:hAnsi="Arial" w:cs="Arial"/>
-        <w:sz w:val="18"/>
-        <w:szCs w:val="18"/>
+        <w:spacing w:val="-8"/>
+        <w:sz w:val="16"/>
+        <w:szCs w:val="16"/>
       </w:rPr>
     </w:pPr>
     <w:r>
@@ -20662,18 +20276,32 @@
         <w:rFonts w:ascii="Arial" w:eastAsia="Calibri" w:hAnsi="Arial" w:cs="Arial"/>
         <w:b/>
         <w:bCs/>
-        <w:sz w:val="18"/>
-        <w:szCs w:val="18"/>
+        <w:spacing w:val="-8"/>
+        <w:sz w:val="16"/>
+        <w:szCs w:val="16"/>
+        <w:lang w:val="en-US"/>
       </w:rPr>
-      <w:t xml:space="preserve">TIM PELAKSANA </w:t>
+      <w:t>TIM PELAKSANA</w:t>
     </w:r>
     <w:r>
       <w:rPr>
         <w:rFonts w:ascii="Arial" w:eastAsia="Calibri" w:hAnsi="Arial" w:cs="Arial"/>
         <w:b/>
         <w:bCs/>
-        <w:sz w:val="18"/>
-        <w:szCs w:val="18"/>
+        <w:spacing w:val="-8"/>
+        <w:sz w:val="16"/>
+        <w:szCs w:val="16"/>
+      </w:rPr>
+      <w:t xml:space="preserve"> </w:t>
+    </w:r>
+    <w:r>
+      <w:rPr>
+        <w:rFonts w:ascii="Arial" w:eastAsia="Calibri" w:hAnsi="Arial" w:cs="Arial"/>
+        <w:b/>
+        <w:bCs/>
+        <w:spacing w:val="-8"/>
+        <w:sz w:val="16"/>
+        <w:szCs w:val="16"/>
         <w:lang w:val="en-US"/>
       </w:rPr>
       <w:t>{</w:t>
@@ -20684,8 +20312,9 @@
         <w:rFonts w:ascii="Arial" w:eastAsia="Calibri" w:hAnsi="Arial" w:cs="Arial"/>
         <w:b/>
         <w:bCs/>
-        <w:sz w:val="18"/>
-        <w:szCs w:val="18"/>
+        <w:spacing w:val="-8"/>
+        <w:sz w:val="16"/>
+        <w:szCs w:val="16"/>
         <w:lang w:val="en-US"/>
       </w:rPr>
       <w:t>kode_pokja</w:t>
@@ -20696,8 +20325,9 @@
         <w:rFonts w:ascii="Arial" w:eastAsia="Calibri" w:hAnsi="Arial" w:cs="Arial"/>
         <w:b/>
         <w:bCs/>
-        <w:sz w:val="18"/>
-        <w:szCs w:val="18"/>
+        <w:spacing w:val="-8"/>
+        <w:sz w:val="16"/>
+        <w:szCs w:val="16"/>
         <w:lang w:val="en-US"/>
       </w:rPr>
       <w:t>}</w:t>
@@ -20707,10 +20337,23 @@
         <w:rFonts w:ascii="Arial" w:eastAsia="Calibri" w:hAnsi="Arial" w:cs="Arial"/>
         <w:b/>
         <w:bCs/>
-        <w:sz w:val="18"/>
-        <w:szCs w:val="18"/>
+        <w:spacing w:val="-8"/>
+        <w:sz w:val="16"/>
+        <w:szCs w:val="16"/>
+        <w:lang w:val="en-US"/>
       </w:rPr>
-      <w:t xml:space="preserve"> BP2JK WILAYAH KALIMANTAN SELATAN TAHUN ANGGARAN 2026</w:t>
+      <w:t xml:space="preserve"> </w:t>
+    </w:r>
+    <w:r>
+      <w:rPr>
+        <w:rFonts w:ascii="Arial" w:eastAsia="Calibri" w:hAnsi="Arial" w:cs="Arial"/>
+        <w:b/>
+        <w:bCs/>
+        <w:spacing w:val="-8"/>
+        <w:sz w:val="16"/>
+        <w:szCs w:val="16"/>
+      </w:rPr>
+      <w:t>BP2JK WILAYAH KALIMANTAN SELATAN TAHUN ANGGARAN 2026</w:t>
     </w:r>
   </w:p>
   <w:p>
@@ -20722,30 +20365,47 @@
       <w:jc w:val="center"/>
       <w:rPr>
         <w:rFonts w:ascii="Arial" w:eastAsia="Calibri" w:hAnsi="Arial" w:cs="Arial"/>
-        <w:spacing w:val="1"/>
-        <w:sz w:val="14"/>
-        <w:szCs w:val="14"/>
+        <w:sz w:val="15"/>
+        <w:szCs w:val="15"/>
       </w:rPr>
     </w:pPr>
     <w:r>
       <w:rPr>
         <w:rFonts w:ascii="Arial" w:eastAsia="Calibri" w:hAnsi="Arial" w:cs="Arial"/>
-        <w:sz w:val="14"/>
-        <w:szCs w:val="14"/>
+        <w:sz w:val="15"/>
+        <w:szCs w:val="15"/>
       </w:rPr>
-      <w:t xml:space="preserve">Alamat: Jl. Yos Sudarso No. 37A Lt.2, Banjarmasin 70119 Telp.0511-6723416 email: </w:t>
+      <w:t xml:space="preserve">Jl. Yos Sudarso No. 37A Lt.2, Banjarmasin 70119 Telepon (0511) 6723416 Surel </w:t>
     </w:r>
     <w:hyperlink r:id="rId2" w:history="1">
       <w:r>
         <w:rPr>
           <w:rStyle w:val="Hyperlink"/>
           <w:rFonts w:ascii="Arial" w:eastAsia="Calibri" w:hAnsi="Arial" w:cs="Arial"/>
-          <w:sz w:val="14"/>
-          <w:szCs w:val="14"/>
-        </w:rPr>
-        <w:t>mirzareynaldi@pu.go.id</w:t>
+          <w:sz w:val="15"/>
+          <w:szCs w:val="15"/>
+          <w:lang w:val="en-US"/>
+        </w:rPr>
+        <w:t>mirzayreynaldi@pu.go.id</w:t>
       </w:r>
     </w:hyperlink>
+    <w:r>
+      <w:rPr>
+        <w:rFonts w:ascii="Arial" w:eastAsia="Calibri" w:hAnsi="Arial" w:cs="Arial"/>
+        <w:sz w:val="15"/>
+        <w:szCs w:val="15"/>
+        <w:lang w:val="en-US"/>
+      </w:rPr>
+      <w:t xml:space="preserve"> </w:t>
+    </w:r>
+    <w:r>
+      <w:rPr>
+        <w:rFonts w:ascii="Arial" w:eastAsia="Calibri" w:hAnsi="Arial" w:cs="Arial"/>
+        <w:sz w:val="15"/>
+        <w:szCs w:val="15"/>
+      </w:rPr>
+      <w:t xml:space="preserve">  </w:t>
+    </w:r>
   </w:p>
   <w:bookmarkEnd w:id="1"/>
   <w:bookmarkEnd w:id="2"/>
@@ -20771,7 +20431,7 @@
       <mc:AlternateContent>
         <mc:Choice Requires="wps">
           <w:drawing>
-            <wp:anchor distT="0" distB="0" distL="114300" distR="114300" simplePos="0" relativeHeight="251660288" behindDoc="0" locked="0" layoutInCell="1" allowOverlap="1" wp14:anchorId="0CDAE4D5" wp14:editId="448978C6">
+            <wp:anchor distT="0" distB="0" distL="114300" distR="114300" simplePos="0" relativeHeight="251659264" behindDoc="0" locked="0" layoutInCell="1" allowOverlap="1" wp14:anchorId="1D098D1B" wp14:editId="1276F9B6">
               <wp:simplePos x="0" y="0"/>
               <wp:positionH relativeFrom="margin">
                 <wp:posOffset>567858</wp:posOffset>
@@ -20819,9 +20479,9 @@
             </wp:anchor>
           </w:drawing>
         </mc:Choice>
-        <mc:Fallback xmlns:w16sdtfl="http://schemas.microsoft.com/office/word/2024/wordml/sdtformatlock" xmlns:w16du="http://schemas.microsoft.com/office/word/2023/wordml/word16du" xmlns:oel="http://schemas.microsoft.com/office/2019/extlst">
+        <mc:Fallback>
           <w:pict>
-            <v:line w14:anchorId="6FA75CA7" id="Straight Connector 984700384" o:spid="_x0000_s1026" style="position:absolute;z-index:251660288;visibility:visible;mso-wrap-style:square;mso-width-percent:0;mso-height-percent:0;mso-wrap-distance-left:9pt;mso-wrap-distance-top:0;mso-wrap-distance-right:9pt;mso-wrap-distance-bottom:0;mso-position-horizontal:absolute;mso-position-horizontal-relative:margin;mso-position-vertical:absolute;mso-position-vertical-relative:text;mso-width-percent:0;mso-height-percent:0;mso-width-relative:margin;mso-height-relative:margin" from="44.7pt,.75pt" to="468.4pt,.75pt" o:gfxdata="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" strokecolor="windowText" strokeweight="2.5pt">
+            <v:line w14:anchorId="7C543DDA" id="Straight Connector 984700384" o:spid="_x0000_s1026" style="position:absolute;z-index:251659264;visibility:visible;mso-wrap-style:square;mso-width-percent:0;mso-height-percent:0;mso-wrap-distance-left:9pt;mso-wrap-distance-top:0;mso-wrap-distance-right:9pt;mso-wrap-distance-bottom:0;mso-position-horizontal:absolute;mso-position-horizontal-relative:margin;mso-position-vertical:absolute;mso-position-vertical-relative:text;mso-width-percent:0;mso-height-percent:0;mso-width-relative:margin;mso-height-relative:margin" from="44.7pt,.75pt" to="468.4pt,.75pt" o:gfxdata="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" strokecolor="windowText" strokeweight="2.5pt">
               <v:stroke joinstyle="miter"/>
               <w10:wrap anchorx="margin"/>
             </v:line>
@@ -20833,22 +20493,6 @@
     <w:bookmarkEnd w:id="4"/>
     <w:bookmarkEnd w:id="5"/>
     <w:bookmarkEnd w:id="6"/>
-    <w:bookmarkEnd w:id="7"/>
-    <w:bookmarkEnd w:id="8"/>
-    <w:bookmarkEnd w:id="9"/>
-    <w:bookmarkEnd w:id="10"/>
-    <w:bookmarkEnd w:id="11"/>
-    <w:bookmarkEnd w:id="12"/>
-  </w:p>
-  <w:p>
-    <w:pPr>
-      <w:pStyle w:val="Header"/>
-    </w:pPr>
-  </w:p>
-  <w:p>
-    <w:pPr>
-      <w:pStyle w:val="Header"/>
-    </w:pPr>
   </w:p>
 </w:hdr>
 </file>
@@ -23169,7 +22813,7 @@
     <w:lsdException w:name="Body Text Indent 2" w:semiHidden="1" w:unhideWhenUsed="1"/>
     <w:lsdException w:name="Body Text Indent 3" w:semiHidden="1" w:unhideWhenUsed="1"/>
     <w:lsdException w:name="Block Text" w:semiHidden="1" w:unhideWhenUsed="1"/>
-    <w:lsdException w:name="Hyperlink" w:semiHidden="1" w:unhideWhenUsed="1"/>
+    <w:lsdException w:name="Hyperlink" w:semiHidden="1" w:uiPriority="0" w:unhideWhenUsed="1"/>
     <w:lsdException w:name="FollowedHyperlink" w:semiHidden="1" w:unhideWhenUsed="1"/>
     <w:lsdException w:name="Strong" w:uiPriority="22" w:qFormat="1"/>
     <w:lsdException w:name="Emphasis" w:uiPriority="20" w:qFormat="1"/>
@@ -24219,7 +23863,6 @@
   </w:style>
   <w:style w:type="character" w:styleId="Hyperlink">
     <w:name w:val="Hyperlink"/>
-    <w:uiPriority w:val="99"/>
     <w:rsid w:val="00FC72F9"/>
     <w:rPr>
       <w:color w:val="0000FF"/>
@@ -24587,15 +24230,6 @@
 </file>
 
 <file path=customXml/item1.xml><?xml version="1.0" encoding="utf-8"?>
-<?mso-contentType ?>
-<FormTemplates xmlns="http://schemas.microsoft.com/sharepoint/v3/contenttype/forms">
-  <Display>DocumentLibraryForm</Display>
-  <Edit>DocumentLibraryForm</Edit>
-  <New>DocumentLibraryForm</New>
-</FormTemplates>
-</file>
-
-<file path=customXml/item2.xml><?xml version="1.0" encoding="utf-8"?>
 <p:properties xmlns:p="http://schemas.microsoft.com/office/2006/metadata/properties" xmlns:xsi="http://www.w3.org/2001/XMLSchema-instance" xmlns:pc="http://schemas.microsoft.com/office/infopath/2007/PartnerControls">
   <documentManagement>
     <TaxCatchAll xmlns="23b7ebbb-480e-4d36-8f38-fd0ac82dae9c" xsi:nil="true"/>
@@ -24607,11 +24241,11 @@
 </p:properties>
 </file>
 
-<file path=customXml/item3.xml><?xml version="1.0" encoding="utf-8"?>
+<file path=customXml/item2.xml><?xml version="1.0" encoding="utf-8"?>
 <b:Sources xmlns:b="http://schemas.openxmlformats.org/officeDocument/2006/bibliography" xmlns="http://schemas.openxmlformats.org/officeDocument/2006/bibliography" SelectedStyle="\APASixthEditionOfficeOnline.xsl" StyleName="APA" Version="6"/>
 </file>
 
-<file path=customXml/item4.xml><?xml version="1.0" encoding="utf-8"?>
+<file path=customXml/item3.xml><?xml version="1.0" encoding="utf-8"?>
 <ct:contentTypeSchema xmlns:ct="http://schemas.microsoft.com/office/2006/metadata/contentType" xmlns:ma="http://schemas.microsoft.com/office/2006/metadata/properties/metaAttributes" ct:_="" ma:_="" ma:contentTypeName="Document" ma:contentTypeID="0x010100AEF28E0A17E4AE4FA5DD6A9AABB5DBC8" ma:contentTypeVersion="16" ma:contentTypeDescription="Create a new document." ma:contentTypeScope="" ma:versionID="a17fa769c7c4fea18ba461e558e121e5">
   <xsd:schema xmlns:xsd="http://www.w3.org/2001/XMLSchema" xmlns:xs="http://www.w3.org/2001/XMLSchema" xmlns:p="http://schemas.microsoft.com/office/2006/metadata/properties" xmlns:ns2="87f1a149-5420-40c2-b2e8-d8d0877ebc85" xmlns:ns3="23b7ebbb-480e-4d36-8f38-fd0ac82dae9c" targetNamespace="http://schemas.microsoft.com/office/2006/metadata/properties" ma:root="true" ma:fieldsID="3bfa0fac8ae4d24da5269d6ff34039be" ns2:_="" ns3:_="">
     <xsd:import namespace="87f1a149-5420-40c2-b2e8-d8d0877ebc85"/>
@@ -24854,15 +24488,16 @@
 </ct:contentTypeSchema>
 </file>
 
-<file path=customXml/itemProps1.xml><?xml version="1.0" encoding="utf-8"?>
-<ds:datastoreItem xmlns:ds="http://schemas.openxmlformats.org/officeDocument/2006/customXml" ds:itemID="{ADE80AD1-B511-437D-9EC6-E71B406ED00D}">
-  <ds:schemaRefs>
-    <ds:schemaRef ds:uri="http://schemas.microsoft.com/sharepoint/v3/contenttype/forms"/>
-  </ds:schemaRefs>
-</ds:datastoreItem>
+<file path=customXml/item4.xml><?xml version="1.0" encoding="utf-8"?>
+<?mso-contentType ?>
+<FormTemplates xmlns="http://schemas.microsoft.com/sharepoint/v3/contenttype/forms">
+  <Display>DocumentLibraryForm</Display>
+  <Edit>DocumentLibraryForm</Edit>
+  <New>DocumentLibraryForm</New>
+</FormTemplates>
 </file>
 
-<file path=customXml/itemProps2.xml><?xml version="1.0" encoding="utf-8"?>
+<file path=customXml/itemProps1.xml><?xml version="1.0" encoding="utf-8"?>
 <ds:datastoreItem xmlns:ds="http://schemas.openxmlformats.org/officeDocument/2006/customXml" ds:itemID="{0EF6B3C1-2C0C-45C1-848E-2E47DFDB0FBC}">
   <ds:schemaRefs>
     <ds:schemaRef ds:uri="http://schemas.microsoft.com/office/2006/metadata/properties"/>
@@ -24873,7 +24508,7 @@
 </ds:datastoreItem>
 </file>
 
-<file path=customXml/itemProps3.xml><?xml version="1.0" encoding="utf-8"?>
+<file path=customXml/itemProps2.xml><?xml version="1.0" encoding="utf-8"?>
 <ds:datastoreItem xmlns:ds="http://schemas.openxmlformats.org/officeDocument/2006/customXml" ds:itemID="{3564FCC2-057E-4FC9-A26B-7DCC8F105261}">
   <ds:schemaRefs>
     <ds:schemaRef ds:uri="http://schemas.openxmlformats.org/officeDocument/2006/bibliography"/>
@@ -24881,7 +24516,7 @@
 </ds:datastoreItem>
 </file>
 
-<file path=customXml/itemProps4.xml><?xml version="1.0" encoding="utf-8"?>
+<file path=customXml/itemProps3.xml><?xml version="1.0" encoding="utf-8"?>
 <ds:datastoreItem xmlns:ds="http://schemas.openxmlformats.org/officeDocument/2006/customXml" ds:itemID="{B2258E53-AF26-4270-994C-9311723A9438}">
   <ds:schemaRefs>
     <ds:schemaRef ds:uri="http://schemas.microsoft.com/office/2006/metadata/contentType"/>
@@ -24898,4 +24533,12 @@
     <ds:schemaRef ds:uri="http://schemas.microsoft.com/internal/obd"/>
   </ds:schemaRefs>
 </ds:datastoreItem>
+</file>
+
+<file path=customXml/itemProps4.xml><?xml version="1.0" encoding="utf-8"?>
+<ds:datastoreItem xmlns:ds="http://schemas.openxmlformats.org/officeDocument/2006/customXml" ds:itemID="{ADE80AD1-B511-437D-9EC6-E71B406ED00D}">
+  <ds:schemaRefs>
+    <ds:schemaRef ds:uri="http://schemas.microsoft.com/sharepoint/v3/contenttype/forms"/>
+  </ds:schemaRefs>
+</ds:datastoreItem>
 </file>